--- a/manuscript.docx
+++ b/manuscript.docx
@@ -1,6 +1,6 @@
 
 <file path=word/document.xml><?xml version="1.0" encoding="utf-8"?>
-<w:document xmlns:wpc="http://schemas.microsoft.com/office/word/2010/wordprocessingCanvas" xmlns:cx="http://schemas.microsoft.com/office/drawing/2014/chartex" xmlns:cx1="http://schemas.microsoft.com/office/drawing/2015/9/8/chartex" xmlns:cx2="http://schemas.microsoft.com/office/drawing/2015/10/21/chartex" xmlns:cx3="http://schemas.microsoft.com/office/drawing/2016/5/9/chartex" xmlns:cx4="http://schemas.microsoft.com/office/drawing/2016/5/10/chartex" xmlns:cx5="http://schemas.microsoft.com/office/drawing/2016/5/11/chartex" xmlns:cx6="http://schemas.microsoft.com/office/drawing/2016/5/12/chartex" xmlns:cx7="http://schemas.microsoft.com/office/drawing/2016/5/13/chartex" xmlns:cx8="http://schemas.microsoft.com/office/drawing/2016/5/14/chartex" xmlns:mc="http://schemas.openxmlformats.org/markup-compatibility/2006" xmlns:aink="http://schemas.microsoft.com/office/drawing/2016/ink" xmlns:am3d="http://schemas.microsoft.com/office/drawing/2017/model3d" xmlns:o="urn:schemas-microsoft-com:office:office" xmlns:oel="http://schemas.microsoft.com/office/2019/extlst" xmlns:r="http://schemas.openxmlformats.org/officeDocument/2006/relationships" xmlns:m="http://schemas.openxmlformats.org/officeDocument/2006/math" xmlns:v="urn:schemas-microsoft-com:vml" xmlns:wp14="http://schemas.microsoft.com/office/word/2010/wordprocessingDrawing" xmlns:wp="http://schemas.openxmlformats.org/drawingml/2006/wordprocessingDrawing" xmlns:w10="urn:schemas-microsoft-com:office:word" xmlns:w="http://schemas.openxmlformats.org/wordprocessingml/2006/main" xmlns:w14="http://schemas.microsoft.com/office/word/2010/wordml" xmlns:w15="http://schemas.microsoft.com/office/word/2012/wordml" xmlns:w16cex="http://schemas.microsoft.com/office/word/2018/wordml/cex" xmlns:w16cid="http://schemas.microsoft.com/office/word/2016/wordml/cid" xmlns:w16="http://schemas.microsoft.com/office/word/2018/wordml" xmlns:w16du="http://schemas.microsoft.com/office/word/2023/wordml/word16du" xmlns:w16sdtdh="http://schemas.microsoft.com/office/word/2020/wordml/sdtdatahash" xmlns:w16sdtfl="http://schemas.microsoft.com/office/word/2024/wordml/sdtformatlock" xmlns:w16se="http://schemas.microsoft.com/office/word/2015/wordml/symex" xmlns:wpg="http://schemas.microsoft.com/office/word/2010/wordprocessingGroup" xmlns:wpi="http://schemas.microsoft.com/office/word/2010/wordprocessingInk" xmlns:wne="http://schemas.microsoft.com/office/word/2006/wordml" xmlns:wps="http://schemas.microsoft.com/office/word/2010/wordprocessingShape" mc:Ignorable="w14 w15 w16se w16cid w16 w16cex w16sdtdh w16sdtfl w16du wp14">
+<w:document xmlns:wpc="http://schemas.microsoft.com/office/word/2010/wordprocessingCanvas" xmlns:cx="http://schemas.microsoft.com/office/drawing/2014/chartex" xmlns:cx1="http://schemas.microsoft.com/office/drawing/2015/9/8/chartex" xmlns:cx2="http://schemas.microsoft.com/office/drawing/2015/10/21/chartex" xmlns:cx3="http://schemas.microsoft.com/office/drawing/2016/5/9/chartex" xmlns:cx4="http://schemas.microsoft.com/office/drawing/2016/5/10/chartex" xmlns:cx5="http://schemas.microsoft.com/office/drawing/2016/5/11/chartex" xmlns:cx6="http://schemas.microsoft.com/office/drawing/2016/5/12/chartex" xmlns:cx7="http://schemas.microsoft.com/office/drawing/2016/5/13/chartex" xmlns:cx8="http://schemas.microsoft.com/office/drawing/2016/5/14/chartex" xmlns:mc="http://schemas.openxmlformats.org/markup-compatibility/2006" xmlns:m="http://schemas.openxmlformats.org/officeDocument/2006/math" xmlns:aink="http://schemas.microsoft.com/office/drawing/2016/ink" xmlns:am3d="http://schemas.microsoft.com/office/drawing/2017/model3d" xmlns:oel="http://schemas.microsoft.com/office/2019/extlst" xmlns:r="http://schemas.openxmlformats.org/officeDocument/2006/relationships" xmlns:wp14="http://schemas.microsoft.com/office/word/2010/wordprocessingDrawing" xmlns:wp="http://schemas.openxmlformats.org/drawingml/2006/wordprocessingDrawing" xmlns:wpg="http://schemas.microsoft.com/office/word/2010/wordprocessingGroup" xmlns:wpi="http://schemas.microsoft.com/office/word/2010/wordprocessingInk" xmlns:wps="http://schemas.microsoft.com/office/word/2010/wordprocessingShape" xmlns:o="urn:schemas-microsoft-com:office:office" xmlns:v="urn:schemas-microsoft-com:vml" xmlns:w10="urn:schemas-microsoft-com:office:word" xmlns:w="http://schemas.openxmlformats.org/wordprocessingml/2006/main" xmlns:w14="http://schemas.microsoft.com/office/word/2010/wordml" xmlns:w15="http://schemas.microsoft.com/office/word/2012/wordml" xmlns:w16cex="http://schemas.microsoft.com/office/word/2018/wordml/cex" xmlns:w16cid="http://schemas.microsoft.com/office/word/2016/wordml/cid" xmlns:w16="http://schemas.microsoft.com/office/word/2018/wordml" xmlns:w16sdtdh="http://schemas.microsoft.com/office/word/2020/wordml/sdtdatahash" xmlns:w16sdtfl="http://schemas.microsoft.com/office/word/2024/wordml/sdtformatlock" xmlns:w16se="http://schemas.microsoft.com/office/word/2015/wordml/symex" xmlns:w16du="http://schemas.microsoft.com/office/word/2023/wordml/word16du" xmlns:wne="http://schemas.microsoft.com/office/word/2006/wordml" mc:Ignorable="w14 w15 w16se w16cid w16 w16cex w16sdtdh w16sdtfl w16du wp14">
   <w:body>
     <w:p>
       <w:pPr>
@@ -35,15 +35,7 @@
         <w:t>*,1,4,✉</w:t>
       </w:r>
       <w:r>
-        <w:t xml:space="preserve">, Viola </w:t>
-      </w:r>
-      <w:proofErr w:type="spellStart"/>
-      <w:r>
-        <w:t>Vaccarino</w:t>
-      </w:r>
-      <w:proofErr w:type="spellEnd"/>
-      <w:r>
-        <w:t>, MD, PhD</w:t>
+        <w:t>, Viola Vaccarino, MD, PhD</w:t>
       </w:r>
       <w:r>
         <w:rPr>
@@ -52,15 +44,7 @@
         <w:t>2,4</w:t>
       </w:r>
       <w:r>
-        <w:t xml:space="preserve">, </w:t>
-      </w:r>
-      <w:proofErr w:type="spellStart"/>
-      <w:r>
-        <w:t>Kasra</w:t>
-      </w:r>
-      <w:proofErr w:type="spellEnd"/>
-      <w:r>
-        <w:t xml:space="preserve"> </w:t>
+        <w:t xml:space="preserve">, Kasra </w:t>
       </w:r>
       <w:proofErr w:type="spellStart"/>
       <w:r>
@@ -77,15 +61,7 @@
         <w:t>2</w:t>
       </w:r>
       <w:r>
-        <w:t xml:space="preserve">, Zakaria </w:t>
-      </w:r>
-      <w:proofErr w:type="spellStart"/>
-      <w:r>
-        <w:t>Almuwaqqat</w:t>
-      </w:r>
-      <w:proofErr w:type="spellEnd"/>
-      <w:r>
-        <w:t>, MD</w:t>
+        <w:t>, Zakaria Almuwaqqat, MD</w:t>
       </w:r>
       <w:r>
         <w:rPr>
@@ -318,15 +294,7 @@
         <w:t>8</w:t>
       </w:r>
       <w:r>
-        <w:t xml:space="preserve"> </w:t>
-      </w:r>
-      <w:proofErr w:type="spellStart"/>
-      <w:r>
-        <w:t>Mazankowski</w:t>
-      </w:r>
-      <w:proofErr w:type="spellEnd"/>
-      <w:r>
-        <w:t xml:space="preserve"> Alberta Heart Institute, University of Alberta, Edmonton, Canada</w:t>
+        <w:t xml:space="preserve"> Mazankowski Alberta Heart Institute, University of Alberta, Edmonton, Canada</w:t>
       </w:r>
     </w:p>
     <w:p>
@@ -408,11 +376,11 @@
       </w:r>
       <w:proofErr w:type="gramStart"/>
       <w:r>
-        <w:t>style]{</w:t>
+        <w:t>style]{custom-style</w:t>
       </w:r>
       <w:proofErr w:type="gramEnd"/>
       <w:r>
-        <w:t xml:space="preserve">custom-style=’red’}, which will then make the </w:t>
+        <w:t xml:space="preserve">=’red’}, which will then make the </w:t>
       </w:r>
       <w:r>
         <w:rPr>
@@ -566,7 +534,10 @@
       <w:bookmarkStart w:id="5" w:name="statistical-analysis"/>
       <w:bookmarkEnd w:id="4"/>
       <w:r>
-        <w:t>Statistical analysis</w:t>
+        <w:t xml:space="preserve">Statistical </w:t>
+      </w:r>
+      <w:r>
+        <w:t>analysis</w:t>
       </w:r>
     </w:p>
     <w:p>
@@ -575,6 +546,30 @@
       </w:pPr>
       <w:r>
         <w:t>Statistics are performed.</w:t>
+      </w:r>
+    </w:p>
+    <w:p>
+      <w:pPr>
+        <w:pStyle w:val="Heading3"/>
+      </w:pPr>
+      <w:r>
+        <w:t>Bayesian analysis</w:t>
+      </w:r>
+    </w:p>
+    <w:p>
+      <w:pPr>
+        <w:pStyle w:val="BodyText"/>
+      </w:pPr>
+      <w:r>
+        <w:t xml:space="preserve">Occasionally there will be a </w:t>
+      </w:r>
+      <w:proofErr w:type="spellStart"/>
+      <w:r>
+        <w:t>a</w:t>
+      </w:r>
+      <w:proofErr w:type="spellEnd"/>
+      <w:r>
+        <w:t xml:space="preserve"> third level heading</w:t>
       </w:r>
     </w:p>
     <w:p>
@@ -764,21 +759,11 @@
       <w:r>
         <w:t xml:space="preserve">Table </w:t>
       </w:r>
-      <w:r>
-        <w:fldChar w:fldCharType="begin"/>
-      </w:r>
-      <w:r>
-        <w:instrText xml:space="preserve"> SEQ Table \* ARABIC </w:instrText>
-      </w:r>
-      <w:r>
-        <w:fldChar w:fldCharType="separate"/>
-      </w:r>
-      <w:r>
-        <w:t>1</w:t>
-      </w:r>
-      <w:r>
-        <w:fldChar w:fldCharType="end"/>
-      </w:r>
+      <w:fldSimple w:instr=" SEQ Table \* ARABIC ">
+        <w:r>
+          <w:t>1</w:t>
+        </w:r>
+      </w:fldSimple>
       <w:r>
         <w:t>: Predictors of Early Onset Atrial Flutter.</w:t>
       </w:r>
@@ -2532,23 +2517,7 @@
       </w:r>
       <w:r>
         <w:tab/>
-        <w:t xml:space="preserve">Shah AJ, </w:t>
-      </w:r>
-      <w:proofErr w:type="spellStart"/>
-      <w:r>
-        <w:t>Wittbrodt</w:t>
-      </w:r>
-      <w:proofErr w:type="spellEnd"/>
-      <w:r>
-        <w:t xml:space="preserve"> MT, Bremner JD, </w:t>
-      </w:r>
-      <w:proofErr w:type="spellStart"/>
-      <w:r>
-        <w:t>Vaccarino</w:t>
-      </w:r>
-      <w:proofErr w:type="spellEnd"/>
-      <w:r>
-        <w:t xml:space="preserve"> V. Cardiovascular Pathophysiology from the </w:t>
+        <w:t xml:space="preserve">Shah AJ, Wittbrodt MT, Bremner JD, Vaccarino V. Cardiovascular Pathophysiology from the </w:t>
       </w:r>
       <w:proofErr w:type="spellStart"/>
       <w:r>
@@ -2638,15 +2607,7 @@
       </w:r>
       <w:r>
         <w:tab/>
-        <w:t xml:space="preserve">La </w:t>
-      </w:r>
-      <w:proofErr w:type="spellStart"/>
-      <w:r>
-        <w:t>Rovere</w:t>
-      </w:r>
-      <w:proofErr w:type="spellEnd"/>
-      <w:r>
-        <w:t xml:space="preserve"> MT, Bigger JT, Marcus FI, Mortara A, Schwartz PJ. Baroreflex sensitivity and heart-rate variability in prediction of total cardiac mortality after myocardial infarction. Lancet [Internet]. </w:t>
+        <w:t xml:space="preserve">La Rovere MT, Bigger JT, Marcus FI, Mortara A, Schwartz PJ. Baroreflex sensitivity and heart-rate variability in prediction of total cardiac mortality after myocardial infarction. Lancet [Internet]. </w:t>
       </w:r>
       <w:proofErr w:type="gramStart"/>
       <w:r>
@@ -2770,14 +2731,7 @@
       </w:r>
       <w:r>
         <w:tab/>
-      </w:r>
-      <w:proofErr w:type="spellStart"/>
-      <w:r>
-        <w:t>Akselrod</w:t>
-      </w:r>
-      <w:proofErr w:type="spellEnd"/>
-      <w:r>
-        <w:t xml:space="preserve"> S., Gordon D., Ubel A., Shannon D., Barger C., Cohen R. Power Spectrum Analysis of Heart Rate Fluctuation: A Quantitative Probe of Beat-To-Beat Cardiovascular Control. 1981. </w:t>
+        <w:t xml:space="preserve">Akselrod S., Gordon D., Ubel A., Shannon D., Barger C., Cohen R. Power Spectrum Analysis of Heart Rate Fluctuation: A Quantitative Probe of Beat-To-Beat Cardiovascular Control. 1981. </w:t>
       </w:r>
     </w:p>
     <w:p>
@@ -2791,15 +2745,7 @@
       </w:r>
       <w:r>
         <w:tab/>
-        <w:t xml:space="preserve">Shah AS, Shah AJ, Lampert R, Goldberg J, Bremner JD, Li L, Thames MD, </w:t>
-      </w:r>
-      <w:proofErr w:type="spellStart"/>
-      <w:r>
-        <w:t>Vaccarino</w:t>
-      </w:r>
-      <w:proofErr w:type="spellEnd"/>
-      <w:r>
-        <w:t xml:space="preserve"> V, Shah ASAJ. Alterations in heart rate variability are associated with abnormal myocardial perfusion. International Journal of Cardiology [Internet]. </w:t>
+        <w:t xml:space="preserve">Shah AS, Shah AJ, Lampert R, Goldberg J, Bremner JD, Li L, Thames MD, Vaccarino V, Shah ASAJ. Alterations in heart rate variability are associated with abnormal myocardial perfusion. International Journal of Cardiology [Internet]. </w:t>
       </w:r>
       <w:proofErr w:type="gramStart"/>
       <w:r>
@@ -2830,22 +2776,7 @@
       </w:r>
       <w:r>
         <w:tab/>
-      </w:r>
-      <w:proofErr w:type="spellStart"/>
-      <w:r>
-        <w:t>Vaccarino</w:t>
-      </w:r>
-      <w:proofErr w:type="spellEnd"/>
-      <w:r>
-        <w:t xml:space="preserve"> V, Sullivan S, </w:t>
-      </w:r>
-      <w:proofErr w:type="spellStart"/>
-      <w:r>
-        <w:t>Hammadah</w:t>
-      </w:r>
-      <w:proofErr w:type="spellEnd"/>
-      <w:r>
-        <w:t xml:space="preserve"> M, Wilmot K, Al </w:t>
+        <w:t xml:space="preserve">Vaccarino V, Sullivan S, Hammadah M, Wilmot K, Al </w:t>
       </w:r>
       <w:proofErr w:type="spellStart"/>
       <w:r>
@@ -2926,7 +2857,7 @@
 </file>
 
 <file path=word/endnotes.xml><?xml version="1.0" encoding="utf-8"?>
-<w:endnotes xmlns:wpc="http://schemas.microsoft.com/office/word/2010/wordprocessingCanvas" xmlns:cx="http://schemas.microsoft.com/office/drawing/2014/chartex" xmlns:cx1="http://schemas.microsoft.com/office/drawing/2015/9/8/chartex" xmlns:cx2="http://schemas.microsoft.com/office/drawing/2015/10/21/chartex" xmlns:cx3="http://schemas.microsoft.com/office/drawing/2016/5/9/chartex" xmlns:cx4="http://schemas.microsoft.com/office/drawing/2016/5/10/chartex" xmlns:cx5="http://schemas.microsoft.com/office/drawing/2016/5/11/chartex" xmlns:cx6="http://schemas.microsoft.com/office/drawing/2016/5/12/chartex" xmlns:cx7="http://schemas.microsoft.com/office/drawing/2016/5/13/chartex" xmlns:cx8="http://schemas.microsoft.com/office/drawing/2016/5/14/chartex" xmlns:mc="http://schemas.openxmlformats.org/markup-compatibility/2006" xmlns:aink="http://schemas.microsoft.com/office/drawing/2016/ink" xmlns:am3d="http://schemas.microsoft.com/office/drawing/2017/model3d" xmlns:o="urn:schemas-microsoft-com:office:office" xmlns:oel="http://schemas.microsoft.com/office/2019/extlst" xmlns:r="http://schemas.openxmlformats.org/officeDocument/2006/relationships" xmlns:m="http://schemas.openxmlformats.org/officeDocument/2006/math" xmlns:v="urn:schemas-microsoft-com:vml" xmlns:wp14="http://schemas.microsoft.com/office/word/2010/wordprocessingDrawing" xmlns:wp="http://schemas.openxmlformats.org/drawingml/2006/wordprocessingDrawing" xmlns:w10="urn:schemas-microsoft-com:office:word" xmlns:w="http://schemas.openxmlformats.org/wordprocessingml/2006/main" xmlns:w14="http://schemas.microsoft.com/office/word/2010/wordml" xmlns:w15="http://schemas.microsoft.com/office/word/2012/wordml" xmlns:w16cex="http://schemas.microsoft.com/office/word/2018/wordml/cex" xmlns:w16cid="http://schemas.microsoft.com/office/word/2016/wordml/cid" xmlns:w16="http://schemas.microsoft.com/office/word/2018/wordml" xmlns:w16du="http://schemas.microsoft.com/office/word/2023/wordml/word16du" xmlns:w16sdtdh="http://schemas.microsoft.com/office/word/2020/wordml/sdtdatahash" xmlns:w16sdtfl="http://schemas.microsoft.com/office/word/2024/wordml/sdtformatlock" xmlns:w16se="http://schemas.microsoft.com/office/word/2015/wordml/symex" xmlns:wpg="http://schemas.microsoft.com/office/word/2010/wordprocessingGroup" xmlns:wpi="http://schemas.microsoft.com/office/word/2010/wordprocessingInk" xmlns:wne="http://schemas.microsoft.com/office/word/2006/wordml" xmlns:wps="http://schemas.microsoft.com/office/word/2010/wordprocessingShape" mc:Ignorable="w14 w15 w16se w16cid w16 w16cex w16sdtdh w16sdtfl w16du wp14">
+<w:endnotes xmlns:wpc="http://schemas.microsoft.com/office/word/2010/wordprocessingCanvas" xmlns:cx="http://schemas.microsoft.com/office/drawing/2014/chartex" xmlns:cx1="http://schemas.microsoft.com/office/drawing/2015/9/8/chartex" xmlns:cx2="http://schemas.microsoft.com/office/drawing/2015/10/21/chartex" xmlns:cx3="http://schemas.microsoft.com/office/drawing/2016/5/9/chartex" xmlns:cx4="http://schemas.microsoft.com/office/drawing/2016/5/10/chartex" xmlns:cx5="http://schemas.microsoft.com/office/drawing/2016/5/11/chartex" xmlns:cx6="http://schemas.microsoft.com/office/drawing/2016/5/12/chartex" xmlns:cx7="http://schemas.microsoft.com/office/drawing/2016/5/13/chartex" xmlns:cx8="http://schemas.microsoft.com/office/drawing/2016/5/14/chartex" xmlns:mc="http://schemas.openxmlformats.org/markup-compatibility/2006" xmlns:m="http://schemas.openxmlformats.org/officeDocument/2006/math" xmlns:aink="http://schemas.microsoft.com/office/drawing/2016/ink" xmlns:am3d="http://schemas.microsoft.com/office/drawing/2017/model3d" xmlns:oel="http://schemas.microsoft.com/office/2019/extlst" xmlns:r="http://schemas.openxmlformats.org/officeDocument/2006/relationships" xmlns:wp14="http://schemas.microsoft.com/office/word/2010/wordprocessingDrawing" xmlns:wp="http://schemas.openxmlformats.org/drawingml/2006/wordprocessingDrawing" xmlns:wpg="http://schemas.microsoft.com/office/word/2010/wordprocessingGroup" xmlns:wpi="http://schemas.microsoft.com/office/word/2010/wordprocessingInk" xmlns:wps="http://schemas.microsoft.com/office/word/2010/wordprocessingShape" xmlns:o="urn:schemas-microsoft-com:office:office" xmlns:v="urn:schemas-microsoft-com:vml" xmlns:w10="urn:schemas-microsoft-com:office:word" xmlns:w="http://schemas.openxmlformats.org/wordprocessingml/2006/main" xmlns:w14="http://schemas.microsoft.com/office/word/2010/wordml" xmlns:w15="http://schemas.microsoft.com/office/word/2012/wordml" xmlns:w16cex="http://schemas.microsoft.com/office/word/2018/wordml/cex" xmlns:w16cid="http://schemas.microsoft.com/office/word/2016/wordml/cid" xmlns:w16="http://schemas.microsoft.com/office/word/2018/wordml" xmlns:w16sdtdh="http://schemas.microsoft.com/office/word/2020/wordml/sdtdatahash" xmlns:w16sdtfl="http://schemas.microsoft.com/office/word/2024/wordml/sdtformatlock" xmlns:w16se="http://schemas.microsoft.com/office/word/2015/wordml/symex" xmlns:w16du="http://schemas.microsoft.com/office/word/2023/wordml/word16du" xmlns:wne="http://schemas.microsoft.com/office/word/2006/wordml" mc:Ignorable="w14 w15 w16se w16cid w16 w16cex w16sdtdh w16sdtfl w16du wp14">
   <w:endnote w:type="separator" w:id="-1">
     <w:p>
       <w:r>
@@ -2945,7 +2876,7 @@
 </file>
 
 <file path=word/footer1.xml><?xml version="1.0" encoding="utf-8"?>
-<w:ftr xmlns:wpc="http://schemas.microsoft.com/office/word/2010/wordprocessingCanvas" xmlns:cx="http://schemas.microsoft.com/office/drawing/2014/chartex" xmlns:cx1="http://schemas.microsoft.com/office/drawing/2015/9/8/chartex" xmlns:cx2="http://schemas.microsoft.com/office/drawing/2015/10/21/chartex" xmlns:cx3="http://schemas.microsoft.com/office/drawing/2016/5/9/chartex" xmlns:cx4="http://schemas.microsoft.com/office/drawing/2016/5/10/chartex" xmlns:cx5="http://schemas.microsoft.com/office/drawing/2016/5/11/chartex" xmlns:cx6="http://schemas.microsoft.com/office/drawing/2016/5/12/chartex" xmlns:cx7="http://schemas.microsoft.com/office/drawing/2016/5/13/chartex" xmlns:cx8="http://schemas.microsoft.com/office/drawing/2016/5/14/chartex" xmlns:mc="http://schemas.openxmlformats.org/markup-compatibility/2006" xmlns:aink="http://schemas.microsoft.com/office/drawing/2016/ink" xmlns:am3d="http://schemas.microsoft.com/office/drawing/2017/model3d" xmlns:o="urn:schemas-microsoft-com:office:office" xmlns:oel="http://schemas.microsoft.com/office/2019/extlst" xmlns:r="http://schemas.openxmlformats.org/officeDocument/2006/relationships" xmlns:m="http://schemas.openxmlformats.org/officeDocument/2006/math" xmlns:v="urn:schemas-microsoft-com:vml" xmlns:wp14="http://schemas.microsoft.com/office/word/2010/wordprocessingDrawing" xmlns:wp="http://schemas.openxmlformats.org/drawingml/2006/wordprocessingDrawing" xmlns:w10="urn:schemas-microsoft-com:office:word" xmlns:w="http://schemas.openxmlformats.org/wordprocessingml/2006/main" xmlns:w14="http://schemas.microsoft.com/office/word/2010/wordml" xmlns:w15="http://schemas.microsoft.com/office/word/2012/wordml" xmlns:w16cex="http://schemas.microsoft.com/office/word/2018/wordml/cex" xmlns:w16cid="http://schemas.microsoft.com/office/word/2016/wordml/cid" xmlns:w16="http://schemas.microsoft.com/office/word/2018/wordml" xmlns:w16du="http://schemas.microsoft.com/office/word/2023/wordml/word16du" xmlns:w16sdtdh="http://schemas.microsoft.com/office/word/2020/wordml/sdtdatahash" xmlns:w16sdtfl="http://schemas.microsoft.com/office/word/2024/wordml/sdtformatlock" xmlns:w16se="http://schemas.microsoft.com/office/word/2015/wordml/symex" xmlns:wpg="http://schemas.microsoft.com/office/word/2010/wordprocessingGroup" xmlns:wpi="http://schemas.microsoft.com/office/word/2010/wordprocessingInk" xmlns:wne="http://schemas.microsoft.com/office/word/2006/wordml" xmlns:wps="http://schemas.microsoft.com/office/word/2010/wordprocessingShape" mc:Ignorable="w14 w15 w16se w16cid w16 w16cex w16sdtdh w16sdtfl w16du wp14">
+<w:ftr xmlns:wpc="http://schemas.microsoft.com/office/word/2010/wordprocessingCanvas" xmlns:cx="http://schemas.microsoft.com/office/drawing/2014/chartex" xmlns:cx1="http://schemas.microsoft.com/office/drawing/2015/9/8/chartex" xmlns:cx2="http://schemas.microsoft.com/office/drawing/2015/10/21/chartex" xmlns:cx3="http://schemas.microsoft.com/office/drawing/2016/5/9/chartex" xmlns:cx4="http://schemas.microsoft.com/office/drawing/2016/5/10/chartex" xmlns:cx5="http://schemas.microsoft.com/office/drawing/2016/5/11/chartex" xmlns:cx6="http://schemas.microsoft.com/office/drawing/2016/5/12/chartex" xmlns:cx7="http://schemas.microsoft.com/office/drawing/2016/5/13/chartex" xmlns:cx8="http://schemas.microsoft.com/office/drawing/2016/5/14/chartex" xmlns:mc="http://schemas.openxmlformats.org/markup-compatibility/2006" xmlns:m="http://schemas.openxmlformats.org/officeDocument/2006/math" xmlns:aink="http://schemas.microsoft.com/office/drawing/2016/ink" xmlns:am3d="http://schemas.microsoft.com/office/drawing/2017/model3d" xmlns:oel="http://schemas.microsoft.com/office/2019/extlst" xmlns:r="http://schemas.openxmlformats.org/officeDocument/2006/relationships" xmlns:wp14="http://schemas.microsoft.com/office/word/2010/wordprocessingDrawing" xmlns:wp="http://schemas.openxmlformats.org/drawingml/2006/wordprocessingDrawing" xmlns:wpg="http://schemas.microsoft.com/office/word/2010/wordprocessingGroup" xmlns:wpi="http://schemas.microsoft.com/office/word/2010/wordprocessingInk" xmlns:wps="http://schemas.microsoft.com/office/word/2010/wordprocessingShape" xmlns:o="urn:schemas-microsoft-com:office:office" xmlns:v="urn:schemas-microsoft-com:vml" xmlns:w10="urn:schemas-microsoft-com:office:word" xmlns:w="http://schemas.openxmlformats.org/wordprocessingml/2006/main" xmlns:w14="http://schemas.microsoft.com/office/word/2010/wordml" xmlns:w15="http://schemas.microsoft.com/office/word/2012/wordml" xmlns:w16cex="http://schemas.microsoft.com/office/word/2018/wordml/cex" xmlns:w16cid="http://schemas.microsoft.com/office/word/2016/wordml/cid" xmlns:w16="http://schemas.microsoft.com/office/word/2018/wordml" xmlns:w16sdtdh="http://schemas.microsoft.com/office/word/2020/wordml/sdtdatahash" xmlns:w16sdtfl="http://schemas.microsoft.com/office/word/2024/wordml/sdtformatlock" xmlns:w16se="http://schemas.microsoft.com/office/word/2015/wordml/symex" xmlns:w16du="http://schemas.microsoft.com/office/word/2023/wordml/word16du" xmlns:wne="http://schemas.microsoft.com/office/word/2006/wordml" mc:Ignorable="w14 w15 w16se w16cid w16 w16cex w16sdtdh w16sdtfl w16du wp14">
   <w:sdt>
     <w:sdtPr>
       <w:rPr>
@@ -2997,7 +2928,7 @@
 </file>
 
 <file path=word/footer2.xml><?xml version="1.0" encoding="utf-8"?>
-<w:ftr xmlns:wpc="http://schemas.microsoft.com/office/word/2010/wordprocessingCanvas" xmlns:cx="http://schemas.microsoft.com/office/drawing/2014/chartex" xmlns:cx1="http://schemas.microsoft.com/office/drawing/2015/9/8/chartex" xmlns:cx2="http://schemas.microsoft.com/office/drawing/2015/10/21/chartex" xmlns:cx3="http://schemas.microsoft.com/office/drawing/2016/5/9/chartex" xmlns:cx4="http://schemas.microsoft.com/office/drawing/2016/5/10/chartex" xmlns:cx5="http://schemas.microsoft.com/office/drawing/2016/5/11/chartex" xmlns:cx6="http://schemas.microsoft.com/office/drawing/2016/5/12/chartex" xmlns:cx7="http://schemas.microsoft.com/office/drawing/2016/5/13/chartex" xmlns:cx8="http://schemas.microsoft.com/office/drawing/2016/5/14/chartex" xmlns:mc="http://schemas.openxmlformats.org/markup-compatibility/2006" xmlns:aink="http://schemas.microsoft.com/office/drawing/2016/ink" xmlns:am3d="http://schemas.microsoft.com/office/drawing/2017/model3d" xmlns:o="urn:schemas-microsoft-com:office:office" xmlns:oel="http://schemas.microsoft.com/office/2019/extlst" xmlns:r="http://schemas.openxmlformats.org/officeDocument/2006/relationships" xmlns:m="http://schemas.openxmlformats.org/officeDocument/2006/math" xmlns:v="urn:schemas-microsoft-com:vml" xmlns:wp14="http://schemas.microsoft.com/office/word/2010/wordprocessingDrawing" xmlns:wp="http://schemas.openxmlformats.org/drawingml/2006/wordprocessingDrawing" xmlns:w10="urn:schemas-microsoft-com:office:word" xmlns:w="http://schemas.openxmlformats.org/wordprocessingml/2006/main" xmlns:w14="http://schemas.microsoft.com/office/word/2010/wordml" xmlns:w15="http://schemas.microsoft.com/office/word/2012/wordml" xmlns:w16cex="http://schemas.microsoft.com/office/word/2018/wordml/cex" xmlns:w16cid="http://schemas.microsoft.com/office/word/2016/wordml/cid" xmlns:w16="http://schemas.microsoft.com/office/word/2018/wordml" xmlns:w16du="http://schemas.microsoft.com/office/word/2023/wordml/word16du" xmlns:w16sdtdh="http://schemas.microsoft.com/office/word/2020/wordml/sdtdatahash" xmlns:w16sdtfl="http://schemas.microsoft.com/office/word/2024/wordml/sdtformatlock" xmlns:w16se="http://schemas.microsoft.com/office/word/2015/wordml/symex" xmlns:wpg="http://schemas.microsoft.com/office/word/2010/wordprocessingGroup" xmlns:wpi="http://schemas.microsoft.com/office/word/2010/wordprocessingInk" xmlns:wne="http://schemas.microsoft.com/office/word/2006/wordml" xmlns:wps="http://schemas.microsoft.com/office/word/2010/wordprocessingShape" mc:Ignorable="w14 w15 w16se w16cid w16 w16cex w16sdtdh w16sdtfl w16du wp14">
+<w:ftr xmlns:wpc="http://schemas.microsoft.com/office/word/2010/wordprocessingCanvas" xmlns:cx="http://schemas.microsoft.com/office/drawing/2014/chartex" xmlns:cx1="http://schemas.microsoft.com/office/drawing/2015/9/8/chartex" xmlns:cx2="http://schemas.microsoft.com/office/drawing/2015/10/21/chartex" xmlns:cx3="http://schemas.microsoft.com/office/drawing/2016/5/9/chartex" xmlns:cx4="http://schemas.microsoft.com/office/drawing/2016/5/10/chartex" xmlns:cx5="http://schemas.microsoft.com/office/drawing/2016/5/11/chartex" xmlns:cx6="http://schemas.microsoft.com/office/drawing/2016/5/12/chartex" xmlns:cx7="http://schemas.microsoft.com/office/drawing/2016/5/13/chartex" xmlns:cx8="http://schemas.microsoft.com/office/drawing/2016/5/14/chartex" xmlns:mc="http://schemas.openxmlformats.org/markup-compatibility/2006" xmlns:m="http://schemas.openxmlformats.org/officeDocument/2006/math" xmlns:aink="http://schemas.microsoft.com/office/drawing/2016/ink" xmlns:am3d="http://schemas.microsoft.com/office/drawing/2017/model3d" xmlns:oel="http://schemas.microsoft.com/office/2019/extlst" xmlns:r="http://schemas.openxmlformats.org/officeDocument/2006/relationships" xmlns:wp14="http://schemas.microsoft.com/office/word/2010/wordprocessingDrawing" xmlns:wp="http://schemas.openxmlformats.org/drawingml/2006/wordprocessingDrawing" xmlns:wpg="http://schemas.microsoft.com/office/word/2010/wordprocessingGroup" xmlns:wpi="http://schemas.microsoft.com/office/word/2010/wordprocessingInk" xmlns:wps="http://schemas.microsoft.com/office/word/2010/wordprocessingShape" xmlns:o="urn:schemas-microsoft-com:office:office" xmlns:v="urn:schemas-microsoft-com:vml" xmlns:w10="urn:schemas-microsoft-com:office:word" xmlns:w="http://schemas.openxmlformats.org/wordprocessingml/2006/main" xmlns:w14="http://schemas.microsoft.com/office/word/2010/wordml" xmlns:w15="http://schemas.microsoft.com/office/word/2012/wordml" xmlns:w16cex="http://schemas.microsoft.com/office/word/2018/wordml/cex" xmlns:w16cid="http://schemas.microsoft.com/office/word/2016/wordml/cid" xmlns:w16="http://schemas.microsoft.com/office/word/2018/wordml" xmlns:w16sdtdh="http://schemas.microsoft.com/office/word/2020/wordml/sdtdatahash" xmlns:w16sdtfl="http://schemas.microsoft.com/office/word/2024/wordml/sdtformatlock" xmlns:w16se="http://schemas.microsoft.com/office/word/2015/wordml/symex" xmlns:w16du="http://schemas.microsoft.com/office/word/2023/wordml/word16du" xmlns:wne="http://schemas.microsoft.com/office/word/2006/wordml" mc:Ignorable="w14 w15 w16se w16cid w16 w16cex w16sdtdh w16sdtfl w16du wp14">
   <w:sdt>
     <w:sdtPr>
       <w:rPr>
@@ -3062,7 +2993,7 @@
 </file>
 
 <file path=word/footnotes.xml><?xml version="1.0" encoding="utf-8"?>
-<w:footnotes xmlns:wpc="http://schemas.microsoft.com/office/word/2010/wordprocessingCanvas" xmlns:cx="http://schemas.microsoft.com/office/drawing/2014/chartex" xmlns:cx1="http://schemas.microsoft.com/office/drawing/2015/9/8/chartex" xmlns:cx2="http://schemas.microsoft.com/office/drawing/2015/10/21/chartex" xmlns:cx3="http://schemas.microsoft.com/office/drawing/2016/5/9/chartex" xmlns:cx4="http://schemas.microsoft.com/office/drawing/2016/5/10/chartex" xmlns:cx5="http://schemas.microsoft.com/office/drawing/2016/5/11/chartex" xmlns:cx6="http://schemas.microsoft.com/office/drawing/2016/5/12/chartex" xmlns:cx7="http://schemas.microsoft.com/office/drawing/2016/5/13/chartex" xmlns:cx8="http://schemas.microsoft.com/office/drawing/2016/5/14/chartex" xmlns:mc="http://schemas.openxmlformats.org/markup-compatibility/2006" xmlns:aink="http://schemas.microsoft.com/office/drawing/2016/ink" xmlns:am3d="http://schemas.microsoft.com/office/drawing/2017/model3d" xmlns:o="urn:schemas-microsoft-com:office:office" xmlns:oel="http://schemas.microsoft.com/office/2019/extlst" xmlns:r="http://schemas.openxmlformats.org/officeDocument/2006/relationships" xmlns:m="http://schemas.openxmlformats.org/officeDocument/2006/math" xmlns:v="urn:schemas-microsoft-com:vml" xmlns:wp14="http://schemas.microsoft.com/office/word/2010/wordprocessingDrawing" xmlns:wp="http://schemas.openxmlformats.org/drawingml/2006/wordprocessingDrawing" xmlns:w10="urn:schemas-microsoft-com:office:word" xmlns:w="http://schemas.openxmlformats.org/wordprocessingml/2006/main" xmlns:w14="http://schemas.microsoft.com/office/word/2010/wordml" xmlns:w15="http://schemas.microsoft.com/office/word/2012/wordml" xmlns:w16cex="http://schemas.microsoft.com/office/word/2018/wordml/cex" xmlns:w16cid="http://schemas.microsoft.com/office/word/2016/wordml/cid" xmlns:w16="http://schemas.microsoft.com/office/word/2018/wordml" xmlns:w16du="http://schemas.microsoft.com/office/word/2023/wordml/word16du" xmlns:w16sdtdh="http://schemas.microsoft.com/office/word/2020/wordml/sdtdatahash" xmlns:w16sdtfl="http://schemas.microsoft.com/office/word/2024/wordml/sdtformatlock" xmlns:w16se="http://schemas.microsoft.com/office/word/2015/wordml/symex" xmlns:wpg="http://schemas.microsoft.com/office/word/2010/wordprocessingGroup" xmlns:wpi="http://schemas.microsoft.com/office/word/2010/wordprocessingInk" xmlns:wne="http://schemas.microsoft.com/office/word/2006/wordml" xmlns:wps="http://schemas.microsoft.com/office/word/2010/wordprocessingShape" mc:Ignorable="w14 w15 w16se w16cid w16 w16cex w16sdtdh w16sdtfl w16du wp14">
+<w:footnotes xmlns:wpc="http://schemas.microsoft.com/office/word/2010/wordprocessingCanvas" xmlns:cx="http://schemas.microsoft.com/office/drawing/2014/chartex" xmlns:cx1="http://schemas.microsoft.com/office/drawing/2015/9/8/chartex" xmlns:cx2="http://schemas.microsoft.com/office/drawing/2015/10/21/chartex" xmlns:cx3="http://schemas.microsoft.com/office/drawing/2016/5/9/chartex" xmlns:cx4="http://schemas.microsoft.com/office/drawing/2016/5/10/chartex" xmlns:cx5="http://schemas.microsoft.com/office/drawing/2016/5/11/chartex" xmlns:cx6="http://schemas.microsoft.com/office/drawing/2016/5/12/chartex" xmlns:cx7="http://schemas.microsoft.com/office/drawing/2016/5/13/chartex" xmlns:cx8="http://schemas.microsoft.com/office/drawing/2016/5/14/chartex" xmlns:mc="http://schemas.openxmlformats.org/markup-compatibility/2006" xmlns:m="http://schemas.openxmlformats.org/officeDocument/2006/math" xmlns:aink="http://schemas.microsoft.com/office/drawing/2016/ink" xmlns:am3d="http://schemas.microsoft.com/office/drawing/2017/model3d" xmlns:oel="http://schemas.microsoft.com/office/2019/extlst" xmlns:r="http://schemas.openxmlformats.org/officeDocument/2006/relationships" xmlns:wp14="http://schemas.microsoft.com/office/word/2010/wordprocessingDrawing" xmlns:wp="http://schemas.openxmlformats.org/drawingml/2006/wordprocessingDrawing" xmlns:wpg="http://schemas.microsoft.com/office/word/2010/wordprocessingGroup" xmlns:wpi="http://schemas.microsoft.com/office/word/2010/wordprocessingInk" xmlns:wps="http://schemas.microsoft.com/office/word/2010/wordprocessingShape" xmlns:o="urn:schemas-microsoft-com:office:office" xmlns:v="urn:schemas-microsoft-com:vml" xmlns:w10="urn:schemas-microsoft-com:office:word" xmlns:w="http://schemas.openxmlformats.org/wordprocessingml/2006/main" xmlns:w14="http://schemas.microsoft.com/office/word/2010/wordml" xmlns:w15="http://schemas.microsoft.com/office/word/2012/wordml" xmlns:w16cex="http://schemas.microsoft.com/office/word/2018/wordml/cex" xmlns:w16cid="http://schemas.microsoft.com/office/word/2016/wordml/cid" xmlns:w16="http://schemas.microsoft.com/office/word/2018/wordml" xmlns:w16sdtdh="http://schemas.microsoft.com/office/word/2020/wordml/sdtdatahash" xmlns:w16sdtfl="http://schemas.microsoft.com/office/word/2024/wordml/sdtformatlock" xmlns:w16se="http://schemas.microsoft.com/office/word/2015/wordml/symex" xmlns:w16du="http://schemas.microsoft.com/office/word/2023/wordml/word16du" xmlns:wne="http://schemas.microsoft.com/office/word/2006/wordml" mc:Ignorable="w14 w15 w16se w16cid w16 w16cex w16sdtdh w16sdtfl w16du wp14">
   <w:footnote w:type="separator" w:id="-1">
     <w:p>
       <w:r>
@@ -3081,7 +3012,7 @@
 </file>
 
 <file path=word/numbering.xml><?xml version="1.0" encoding="utf-8"?>
-<w:numbering xmlns:wpc="http://schemas.microsoft.com/office/word/2010/wordprocessingCanvas" xmlns:cx="http://schemas.microsoft.com/office/drawing/2014/chartex" xmlns:cx1="http://schemas.microsoft.com/office/drawing/2015/9/8/chartex" xmlns:cx2="http://schemas.microsoft.com/office/drawing/2015/10/21/chartex" xmlns:cx3="http://schemas.microsoft.com/office/drawing/2016/5/9/chartex" xmlns:cx4="http://schemas.microsoft.com/office/drawing/2016/5/10/chartex" xmlns:cx5="http://schemas.microsoft.com/office/drawing/2016/5/11/chartex" xmlns:cx6="http://schemas.microsoft.com/office/drawing/2016/5/12/chartex" xmlns:cx7="http://schemas.microsoft.com/office/drawing/2016/5/13/chartex" xmlns:cx8="http://schemas.microsoft.com/office/drawing/2016/5/14/chartex" xmlns:mc="http://schemas.openxmlformats.org/markup-compatibility/2006" xmlns:aink="http://schemas.microsoft.com/office/drawing/2016/ink" xmlns:am3d="http://schemas.microsoft.com/office/drawing/2017/model3d" xmlns:o="urn:schemas-microsoft-com:office:office" xmlns:oel="http://schemas.microsoft.com/office/2019/extlst" xmlns:r="http://schemas.openxmlformats.org/officeDocument/2006/relationships" xmlns:m="http://schemas.openxmlformats.org/officeDocument/2006/math" xmlns:v="urn:schemas-microsoft-com:vml" xmlns:wp14="http://schemas.microsoft.com/office/word/2010/wordprocessingDrawing" xmlns:wp="http://schemas.openxmlformats.org/drawingml/2006/wordprocessingDrawing" xmlns:w10="urn:schemas-microsoft-com:office:word" xmlns:w="http://schemas.openxmlformats.org/wordprocessingml/2006/main" xmlns:w14="http://schemas.microsoft.com/office/word/2010/wordml" xmlns:w15="http://schemas.microsoft.com/office/word/2012/wordml" xmlns:w16cex="http://schemas.microsoft.com/office/word/2018/wordml/cex" xmlns:w16cid="http://schemas.microsoft.com/office/word/2016/wordml/cid" xmlns:w16="http://schemas.microsoft.com/office/word/2018/wordml" xmlns:w16du="http://schemas.microsoft.com/office/word/2023/wordml/word16du" xmlns:w16sdtdh="http://schemas.microsoft.com/office/word/2020/wordml/sdtdatahash" xmlns:w16sdtfl="http://schemas.microsoft.com/office/word/2024/wordml/sdtformatlock" xmlns:w16se="http://schemas.microsoft.com/office/word/2015/wordml/symex" xmlns:wpg="http://schemas.microsoft.com/office/word/2010/wordprocessingGroup" xmlns:wpi="http://schemas.microsoft.com/office/word/2010/wordprocessingInk" xmlns:wne="http://schemas.microsoft.com/office/word/2006/wordml" xmlns:wps="http://schemas.microsoft.com/office/word/2010/wordprocessingShape" mc:Ignorable="w14 w15 w16se w16cid w16 w16cex w16sdtdh w16sdtfl w16du wp14">
+<w:numbering xmlns:wpc="http://schemas.microsoft.com/office/word/2010/wordprocessingCanvas" xmlns:cx="http://schemas.microsoft.com/office/drawing/2014/chartex" xmlns:cx1="http://schemas.microsoft.com/office/drawing/2015/9/8/chartex" xmlns:cx2="http://schemas.microsoft.com/office/drawing/2015/10/21/chartex" xmlns:cx3="http://schemas.microsoft.com/office/drawing/2016/5/9/chartex" xmlns:cx4="http://schemas.microsoft.com/office/drawing/2016/5/10/chartex" xmlns:cx5="http://schemas.microsoft.com/office/drawing/2016/5/11/chartex" xmlns:cx6="http://schemas.microsoft.com/office/drawing/2016/5/12/chartex" xmlns:cx7="http://schemas.microsoft.com/office/drawing/2016/5/13/chartex" xmlns:cx8="http://schemas.microsoft.com/office/drawing/2016/5/14/chartex" xmlns:mc="http://schemas.openxmlformats.org/markup-compatibility/2006" xmlns:m="http://schemas.openxmlformats.org/officeDocument/2006/math" xmlns:aink="http://schemas.microsoft.com/office/drawing/2016/ink" xmlns:am3d="http://schemas.microsoft.com/office/drawing/2017/model3d" xmlns:oel="http://schemas.microsoft.com/office/2019/extlst" xmlns:r="http://schemas.openxmlformats.org/officeDocument/2006/relationships" xmlns:wp14="http://schemas.microsoft.com/office/word/2010/wordprocessingDrawing" xmlns:wp="http://schemas.openxmlformats.org/drawingml/2006/wordprocessingDrawing" xmlns:wpg="http://schemas.microsoft.com/office/word/2010/wordprocessingGroup" xmlns:wpi="http://schemas.microsoft.com/office/word/2010/wordprocessingInk" xmlns:wps="http://schemas.microsoft.com/office/word/2010/wordprocessingShape" xmlns:o="urn:schemas-microsoft-com:office:office" xmlns:v="urn:schemas-microsoft-com:vml" xmlns:w10="urn:schemas-microsoft-com:office:word" xmlns:w="http://schemas.openxmlformats.org/wordprocessingml/2006/main" xmlns:w14="http://schemas.microsoft.com/office/word/2010/wordml" xmlns:w15="http://schemas.microsoft.com/office/word/2012/wordml" xmlns:w16cex="http://schemas.microsoft.com/office/word/2018/wordml/cex" xmlns:w16cid="http://schemas.microsoft.com/office/word/2016/wordml/cid" xmlns:w16="http://schemas.microsoft.com/office/word/2018/wordml" xmlns:w16sdtdh="http://schemas.microsoft.com/office/word/2020/wordml/sdtdatahash" xmlns:w16sdtfl="http://schemas.microsoft.com/office/word/2024/wordml/sdtformatlock" xmlns:w16se="http://schemas.microsoft.com/office/word/2015/wordml/symex" xmlns:w16du="http://schemas.microsoft.com/office/word/2023/wordml/word16du" xmlns:wne="http://schemas.microsoft.com/office/word/2006/wordml" mc:Ignorable="w14 w15 w16se w16cid w16 w16cex w16sdtdh w16sdtfl w16du wp14">
   <w:abstractNum w:abstractNumId="0" w15:restartNumberingAfterBreak="0">
     <w:nsid w:val="FFFFFF7C"/>
     <w:multiLevelType w:val="singleLevel"/>
@@ -3497,7 +3428,7 @@
 </file>
 
 <file path=word/styles.xml><?xml version="1.0" encoding="utf-8"?>
-<w:styles xmlns:mc="http://schemas.openxmlformats.org/markup-compatibility/2006" xmlns:r="http://schemas.openxmlformats.org/officeDocument/2006/relationships" xmlns:w="http://schemas.openxmlformats.org/wordprocessingml/2006/main" xmlns:w14="http://schemas.microsoft.com/office/word/2010/wordml" xmlns:w15="http://schemas.microsoft.com/office/word/2012/wordml" xmlns:w16cex="http://schemas.microsoft.com/office/word/2018/wordml/cex" xmlns:w16cid="http://schemas.microsoft.com/office/word/2016/wordml/cid" xmlns:w16="http://schemas.microsoft.com/office/word/2018/wordml" xmlns:w16du="http://schemas.microsoft.com/office/word/2023/wordml/word16du" xmlns:w16sdtdh="http://schemas.microsoft.com/office/word/2020/wordml/sdtdatahash" xmlns:w16sdtfl="http://schemas.microsoft.com/office/word/2024/wordml/sdtformatlock" xmlns:w16se="http://schemas.microsoft.com/office/word/2015/wordml/symex" mc:Ignorable="w14 w15 w16se w16cid w16 w16cex w16sdtdh w16sdtfl w16du">
+<w:styles xmlns:mc="http://schemas.openxmlformats.org/markup-compatibility/2006" xmlns:r="http://schemas.openxmlformats.org/officeDocument/2006/relationships" xmlns:w="http://schemas.openxmlformats.org/wordprocessingml/2006/main" xmlns:w14="http://schemas.microsoft.com/office/word/2010/wordml" xmlns:w15="http://schemas.microsoft.com/office/word/2012/wordml" xmlns:w16cex="http://schemas.microsoft.com/office/word/2018/wordml/cex" xmlns:w16cid="http://schemas.microsoft.com/office/word/2016/wordml/cid" xmlns:w16="http://schemas.microsoft.com/office/word/2018/wordml" xmlns:w16sdtdh="http://schemas.microsoft.com/office/word/2020/wordml/sdtdatahash" xmlns:w16sdtfl="http://schemas.microsoft.com/office/word/2024/wordml/sdtformatlock" xmlns:w16se="http://schemas.microsoft.com/office/word/2015/wordml/symex" xmlns:w16du="http://schemas.microsoft.com/office/word/2023/wordml/word16du" mc:Ignorable="w14 w15 w16se w16cid w16 w16cex w16sdtdh w16sdtfl w16du">
   <w:docDefaults>
     <w:rPrDefault>
       <w:rPr>
@@ -3894,7 +3825,7 @@
     <w:uiPriority w:val="9"/>
     <w:unhideWhenUsed/>
     <w:qFormat/>
-    <w:rsid w:val="00A3123E"/>
+    <w:rsid w:val="008B5E01"/>
     <w:pPr>
       <w:keepLines/>
       <w:spacing w:before="240" w:after="240"/>
@@ -3902,9 +3833,10 @@
     </w:pPr>
     <w:rPr>
       <w:rFonts w:eastAsiaTheme="majorEastAsia"/>
+      <w:b/>
+      <w:bCs/>
       <w:color w:val="000000" w:themeColor="text1"/>
       <w:szCs w:val="22"/>
-      <w:u w:val="single"/>
     </w:rPr>
   </w:style>
   <w:style w:type="paragraph" w:styleId="Heading3">
@@ -3914,16 +3846,17 @@
     <w:uiPriority w:val="9"/>
     <w:unhideWhenUsed/>
     <w:qFormat/>
+    <w:rsid w:val="008B5E01"/>
     <w:pPr>
       <w:keepLines/>
       <w:spacing w:before="200"/>
       <w:outlineLvl w:val="2"/>
     </w:pPr>
     <w:rPr>
-      <w:rFonts w:asciiTheme="majorHAnsi" w:eastAsiaTheme="majorEastAsia" w:hAnsiTheme="majorHAnsi" w:cstheme="majorBidi"/>
-      <w:b/>
-      <w:bCs/>
-      <w:color w:val="4F81BD" w:themeColor="accent1"/>
+      <w:rFonts w:eastAsiaTheme="majorEastAsia"/>
+      <w:i/>
+      <w:iCs/>
+      <w:color w:val="000000" w:themeColor="text1"/>
     </w:rPr>
   </w:style>
   <w:style w:type="paragraph" w:styleId="Heading4">
@@ -4652,13 +4585,14 @@
     <w:basedOn w:val="DefaultParagraphFont"/>
     <w:link w:val="Heading2"/>
     <w:uiPriority w:val="9"/>
-    <w:rsid w:val="00A3123E"/>
+    <w:rsid w:val="008B5E01"/>
     <w:rPr>
       <w:rFonts w:ascii="Arial" w:eastAsiaTheme="majorEastAsia" w:hAnsi="Arial" w:cs="Arial"/>
+      <w:b/>
+      <w:bCs/>
       <w:color w:val="000000" w:themeColor="text1"/>
       <w:sz w:val="22"/>
       <w:szCs w:val="22"/>
-      <w:u w:val="single"/>
     </w:rPr>
   </w:style>
   <w:style w:type="character" w:customStyle="1" w:styleId="red">
